--- a/Documentation/13-Business-Requirements-Document.docx
+++ b/Documentation/13-Business-Requirements-Document.docx
@@ -645,7 +645,7 @@
                 <w:szCs w:val="18"/>
                 <w:shd w:fill="F4F5F7" w:val="clear"/>
               </w:rPr>
-              <w:t xml:space="preserve">12-project-overview.md</w:t>
+              <w:t>document 12 (Project Overview)</w:t>
             </w:r>
             <w:r>
               <w:rPr>
@@ -664,7 +664,7 @@
                 <w:szCs w:val="18"/>
                 <w:shd w:fill="F4F5F7" w:val="clear"/>
               </w:rPr>
-              <w:t xml:space="preserve">14-functional-specification-document.md</w:t>
+              <w:t>document 14 (Functional Specification Document)</w:t>
             </w:r>
           </w:p>
         </w:tc>
